--- a/template_assign_edda.docx
+++ b/template_assign_edda.docx
@@ -774,7 +774,7 @@
         <w:rPr>
           <w:rStyle w:val="VerbatimChar"/>
         </w:rPr>
-        <w:t xml:space="preserve">##   580   766</w:t>
+        <w:t xml:space="preserve">##   581   767</w:t>
       </w:r>
     </w:p>
     <w:p>
@@ -785,7 +785,7 @@
         <w:rPr>
           <w:rStyle w:val="VerbatimChar"/>
         </w:rPr>
-        <w:t xml:space="preserve">## [1] 0.006</w:t>
+        <w:t xml:space="preserve">## [1] 0.002</w:t>
       </w:r>
     </w:p>
     <w:p>
